--- a/CAB330_asm2_datasets/task1.docx
+++ b/CAB330_asm2_datasets/task1.docx
@@ -81,7 +81,11 @@
         </w:drawing>
       </w:r>
     </w:p>
-    <w:p/>
+    <w:p>
+      <w:r>
+        <w:t xml:space="preserve">The data was graphed to see a trendline. </w:t>
+      </w:r>
+    </w:p>
     <w:p/>
     <w:p/>
     <w:p/>
